--- a/Composite Lodge 4076 - Secretary Guide.docx
+++ b/Composite Lodge 4076 - Secretary Guide.docx
@@ -203,6 +203,70 @@
           <w:i w:val="0"/>
         </w:rPr>
         <w:t>To let trusted brethren manage committees too: Settings → Permissions — pick a member from the dropdown and press Add. Remove the permission with the ✕ on their name. Only you ever see this card.</w:t>
+      </w:r>
+    </w:p>
+    <w:p>
+      <w:pPr/>
+      <w:r>
+        <w:t>Note that this same permission also allows a brother to record subscriptions and to mark attendance on another member’s behalf — so grant it to the Treasurer, and otherwise keep it narrow.</w:t>
+      </w:r>
+    </w:p>
+    <w:p>
+      <w:pPr>
+        <w:pStyle w:val="Heading1"/>
+      </w:pPr>
+      <w:r>
+        <w:t>Attendance, dining numbers and visitors</w:t>
+      </w:r>
+    </w:p>
+    <w:p>
+      <w:pPr/>
+      <w:r>
+        <w:t>Every meeting page carries the attendance question, and each brother answers for himself. You (and anyone you have given permission to) can also answer on a brother’s behalf — use the Yes / No / Dining buttons inside “See who has answered”. That is there for the brethren who reply by telephone or in person rather than through the app.</w:t>
+      </w:r>
+    </w:p>
+    <w:p>
+      <w:pPr/>
+      <w:r>
+        <w:t>The gold tile — “dining” — is the number to give the caterer. It adds the members who have ticked the Festive Board to the visitors marked as dining.</w:t>
+      </w:r>
+    </w:p>
+    <w:p>
+      <w:pPr/>
+      <w:r>
+        <w:t>Anyone can add a visitor, and the app records who is hosting him. Remove a visitor with the ✕ on his row.</w:t>
+      </w:r>
+    </w:p>
+    <w:p>
+      <w:pPr/>
+      <w:r>
+        <w:t>Set the date, time and place on each meeting page. Those feed the meeting cards and the 📅 Add to my calendar button, which produces a calendar file that works on any phone or computer — no lodge Google account needed.</w:t>
+      </w:r>
+    </w:p>
+    <w:p>
+      <w:pPr>
+        <w:pStyle w:val="Heading1"/>
+      </w:pPr>
+      <w:r>
+        <w:t>Subscriptions</w:t>
+      </w:r>
+    </w:p>
+    <w:p>
+      <w:pPr/>
+      <w:r>
+        <w:t>Subscriptions → choose the season. Set the subscription for a season once in the box at the top; it is then used to fill in each amount and to work out what is still due.</w:t>
+      </w:r>
+    </w:p>
+    <w:p>
+      <w:pPr/>
+      <w:r>
+        <w:t>Tick Paid against a brother and the app fills in the amount and today’s date for you — change either if it differs. The tiles across the top show how many have paid, how many are outstanding, how much has been collected and how much is still due.</w:t>
+      </w:r>
+    </w:p>
+    <w:p>
+      <w:pPr/>
+      <w:r>
+        <w:t>This ledger is visible only to you and to the brethren you have given permission to in Settings → Permissions. Every other member sees just his own line — whether he is recorded as paid — and nothing about anybody else.</w:t>
       </w:r>
     </w:p>
     <w:p>

--- a/Composite Lodge 4076 - Secretary Guide.docx
+++ b/Composite Lodge 4076 - Secretary Guide.docx
@@ -109,6 +109,24 @@
           <w:i w:val="0"/>
         </w:rPr>
         <w:t>Your own entry in the Members list must carry your email address (rlakhani1@outlook.com). That entry is what unlocks the Secretary-only controls — the Permissions card in Settings, sight of every committee chat, and committee editing. Until an entry with that email exists, the app stays in a “setup phase” where anyone can edit committees, so make your own member record your first job.</w:t>
+      </w:r>
+    </w:p>
+    <w:p>
+      <w:pPr/>
+      <w:r>
+        <w:t>Brethren identify themselves by the email address held against their record — not by picking a name from a list. This matters: the lodge passcode is shared by everyone, so if names could simply be chosen, any brother could sign in as you and take the Secretary’s sight of the subscriptions ledger and the private committee chats.</w:t>
+      </w:r>
+    </w:p>
+    <w:p>
+      <w:pPr/>
+      <w:r>
+        <w:t>So keep email addresses on the records. A brother whose record carries no address can still sign in by choosing his name, but he gets no office and no permissions until you add it. Records that do carry an address never appear in that list at all.</w:t>
+      </w:r>
+    </w:p>
+    <w:p>
+      <w:pPr/>
+      <w:r>
+        <w:t>Be aware of the limit of this. It is a boundary in the interface, not a lock: every signed-in device holds the same key to the shared data file, so a determined and technically-minded brother could still read what is in it. Treat the ledger as private by courtesy rather than secret, and keep anything truly sensitive out of the app.</w:t>
       </w:r>
     </w:p>
     <w:p>

--- a/Composite Lodge 4076 - Secretary Guide.docx
+++ b/Composite Lodge 4076 - Secretary Guide.docx
@@ -259,6 +259,44 @@
       <w:pPr/>
       <w:r>
         <w:t>Set the date, time and place on each meeting page. Those feed the meeting cards and the 📅 Add to my calendar button, which produces a calendar file that works on any phone or computer — no lodge Google account needed.</w:t>
+      </w:r>
+    </w:p>
+    <w:p>
+      <w:pPr>
+        <w:pStyle w:val="Heading1"/>
+      </w:pPr>
+      <w:r>
+        <w:t>The Festive Board dining form</w:t>
+      </w:r>
+    </w:p>
+    <w:p>
+      <w:pPr/>
+      <w:r>
+        <w:t>Before each festive board, open the meeting and fill in “Festive Board — details for the booking form”: the venue, the cost per head, a reply-by date if you want one, and the payment instructions (bank details and anything else the brethren need). Those appear to every brother when he books, so you set them once instead of building a new form each time.</w:t>
+      </w:r>
+    </w:p>
+    <w:p>
+      <w:pPr/>
+      <w:r>
+        <w:t>As brethren tick the Festive Board and choose their meal, a “Festive Board — dining list” card builds up on the same page — only you and those you have permitted can see it. It shows the total dining, how many have chosen and how many are still to choose, a count of each meal and each dessert, and a line per person with his guest, meal, dessert, payment method and transfer date.</w:t>
+      </w:r>
+    </w:p>
+    <w:p>
+      <w:pPr/>
+      <w:r>
+        <w:t>Three buttons send it on: Copy the list puts it on the clipboard as plain text; Download as a spreadsheet gives you a CSV for the caterer; Send it on opens your email with the whole list already written out.</w:t>
+      </w:r>
+    </w:p>
+    <w:p>
+      <w:pPr/>
+      <w:r>
+        <w:t>You get a notification each time a brother books, so you do not have to keep checking. Changing an existing booking deliberately does not notify you again — only the list changes.</w:t>
+      </w:r>
+    </w:p>
+    <w:p>
+      <w:pPr/>
+      <w:r>
+        <w:t>The old Google form still works for any brother who has not taken to the app. If you use both, remember the app’s dining list only knows about bookings made in the app, so add those replies yourself — mark the brother as attending and dining, and fill in his choices from the roll table.</w:t>
       </w:r>
     </w:p>
     <w:p>

--- a/Composite Lodge 4076 - Secretary Guide.docx
+++ b/Composite Lodge 4076 - Secretary Guide.docx
@@ -259,6 +259,38 @@
       <w:pPr/>
       <w:r>
         <w:t>Set the date, time and place on each meeting page. Those feed the meeting cards and the 📅 Add to my calendar button, which produces a calendar file that works on any phone or computer — no lodge Google account needed.</w:t>
+      </w:r>
+    </w:p>
+    <w:p>
+      <w:pPr>
+        <w:pStyle w:val="Heading1"/>
+      </w:pPr>
+      <w:r>
+        <w:t>Meeting documents</w:t>
+      </w:r>
+    </w:p>
+    <w:p>
+      <w:pPr/>
+      <w:r>
+        <w:t>The Documents section on each meeting page is where the summons, the table plan and any other papers live. Choose one or several files at once and press Add document. PDF, Word and images all work, up to 5 MB each.</w:t>
+      </w:r>
+    </w:p>
+    <w:p>
+      <w:pPr/>
+      <w:r>
+        <w:t>Every member can open them; only you and the brethren you have permitted in Settings → Permissions can add or remove. Removing one deletes the file itself, not just the entry.</w:t>
+      </w:r>
+    </w:p>
+    <w:p>
+      <w:pPr/>
+      <w:r>
+        <w:t>The brethren get a notification when a document appears, so putting the summons up is enough — there is no need to send it round separately.</w:t>
+      </w:r>
+    </w:p>
+    <w:p>
+      <w:pPr/>
+      <w:r>
+        <w:t>The files are held in the lodge’s private data repository alongside everything else the app stores, so they come down to each device on sync. Keep them modest in size: they are fetched over the members’ mobile data.</w:t>
       </w:r>
     </w:p>
     <w:p>

--- a/Composite Lodge 4076 - Secretary Guide.docx
+++ b/Composite Lodge 4076 - Secretary Guide.docx
@@ -108,7 +108,7 @@
           <w:b w:val="0"/>
           <w:i w:val="0"/>
         </w:rPr>
-        <w:t>Your own entry in the Members list must carry your email address (rlakhani1@outlook.com). That entry is what unlocks the Secretary-only controls — the Permissions card in Settings, sight of every committee chat, and committee editing. Until an entry with that email exists, the app stays in a “setup phase” where anyone can edit committees, so make your own member record your first job.</w:t>
+        <w:t>Your own entry in the Members list must carry your email address (rlakhani1@outlook.com), and you must sign in with that address — holding the record is not enough on its own. Signing in with it is what unlocks the Secretary-only controls: the Permissions card in Settings, sight of every committee chat, committee editing, the subscriptions ledger, the dining list, and adding documents. Until an entry with that email exists, the app stays in a “setup phase” where anyone can manage, so make your own member record your first job.</w:t>
       </w:r>
     </w:p>
     <w:p>
@@ -226,7 +226,7 @@
     <w:p>
       <w:pPr/>
       <w:r>
-        <w:t>Note that this same permission also allows a brother to record subscriptions and to mark attendance on another member’s behalf — so grant it to the Treasurer, and otherwise keep it narrow.</w:t>
+        <w:t>That permission carries more than committees. A brother you grant it to can also record subscriptions and see the whole ledger, mark attendance and dining choices on another brother’s behalf, see the Festive Board dining list, and add or remove meeting documents. Grant it to the Treasurer, and otherwise keep it narrow.</w:t>
       </w:r>
     </w:p>
     <w:p>
@@ -252,7 +252,7 @@
     <w:p>
       <w:pPr/>
       <w:r>
-        <w:t>Anyone can add a visitor, and the app records who is hosting him. Remove a visitor with the ✕ on his row.</w:t>
+        <w:t>Anyone can add a visitor, and the app records who is hosting him. Each visitor has his own card on the meeting page; remove him with the ✕ beside his name.</w:t>
       </w:r>
     </w:p>
     <w:p>
@@ -316,19 +316,25 @@
     <w:p>
       <w:pPr/>
       <w:r>
+        <w:t>You can fill the list in yourself. Every meal, dessert, payment and transfer date on it is editable, so a brother who telephones you — or replies on the old Google form — can be recorded without him touching the app. Tick him as attending and dining first, in “See who has answered”, and he then appears on the list ready to complete.</w:t>
+      </w:r>
+    </w:p>
+    <w:p>
+      <w:pPr/>
+      <w:r>
         <w:t>Three buttons send it on: Copy the list puts it on the clipboard as plain text; Download as a spreadsheet gives you a CSV for the caterer; Send it on opens your email with the whole list already written out.</w:t>
       </w:r>
     </w:p>
     <w:p>
       <w:pPr/>
       <w:r>
-        <w:t>You get a notification each time a brother books, so you do not have to keep checking. Changing an existing booking deliberately does not notify you again — only the list changes.</w:t>
+        <w:t>You get a notification each time a brother books — on your phone even with the app closed, provided you have turned on Device notifications. A booking counts only once he has chosen his meal; ticking “dining” on its own is not yet news. Changing an existing booking deliberately does not notify you again — only the list changes.</w:t>
       </w:r>
     </w:p>
     <w:p>
       <w:pPr/>
       <w:r>
-        <w:t>The old Google form still works for any brother who has not taken to the app. If you use both, remember the app’s dining list only knows about bookings made in the app, so add those replies yourself — mark the brother as attending and dining, and fill in his choices from the roll table.</w:t>
+        <w:t>The old Google form still works for any brother who has not taken to the app. If you use both, remember the app’s dining list only knows about bookings made in the app, so enter those replies yourself as above.</w:t>
       </w:r>
     </w:p>
     <w:p>
